--- a/CF02_Analise_de_Mercado.docx
+++ b/CF02_Analise_de_Mercado.docx
@@ -109,7 +109,7 @@
               <w:bottom w:color="000000" w:space="0" w:sz="0" w:val="nil"/>
               <w:right w:color="000000" w:space="0" w:sz="0" w:val="nil"/>
             </w:tcBorders>
-            <w:shd w:fill="eeeeee" w:val="clear"/>
+            <w:shd w:fill="d6dfe7" w:val="clear"/>
             <w:tcMar>
               <w:top w:w="180.0" w:type="dxa"/>
               <w:left w:w="280.0" w:type="dxa"/>
@@ -308,7 +308,7 @@
               <w:bottom w:color="d8d8d8" w:space="0" w:sz="4" w:val="single"/>
               <w:right w:color="d8d8d8" w:space="0" w:sz="4" w:val="single"/>
             </w:tcBorders>
-            <w:shd w:fill="f5f5f5" w:val="clear"/>
+            <w:shd w:fill="dce6ed" w:val="clear"/>
             <w:tcMar>
               <w:top w:w="140.0" w:type="dxa"/>
               <w:left w:w="160.0" w:type="dxa"/>
@@ -349,7 +349,7 @@
               <w:bottom w:color="d8d8d8" w:space="0" w:sz="4" w:val="single"/>
               <w:right w:color="d8d8d8" w:space="0" w:sz="4" w:val="single"/>
             </w:tcBorders>
-            <w:shd w:fill="f5f5f5" w:val="clear"/>
+            <w:shd w:fill="dce6ed" w:val="clear"/>
             <w:tcMar>
               <w:top w:w="140.0" w:type="dxa"/>
               <w:left w:w="160.0" w:type="dxa"/>
@@ -576,7 +576,7 @@
               <w:bottom w:color="d8d8d8" w:space="0" w:sz="4" w:val="single"/>
               <w:right w:color="d8d8d8" w:space="0" w:sz="4" w:val="single"/>
             </w:tcBorders>
-            <w:shd w:fill="f5f5f5" w:val="clear"/>
+            <w:shd w:fill="dce6ed" w:val="clear"/>
             <w:tcMar>
               <w:top w:w="140.0" w:type="dxa"/>
               <w:left w:w="160.0" w:type="dxa"/>
@@ -617,7 +617,7 @@
               <w:bottom w:color="d8d8d8" w:space="0" w:sz="4" w:val="single"/>
               <w:right w:color="d8d8d8" w:space="0" w:sz="4" w:val="single"/>
             </w:tcBorders>
-            <w:shd w:fill="f5f5f5" w:val="clear"/>
+            <w:shd w:fill="dce6ed" w:val="clear"/>
             <w:tcMar>
               <w:top w:w="140.0" w:type="dxa"/>
               <w:left w:w="160.0" w:type="dxa"/>
@@ -775,7 +775,7 @@
               <w:bottom w:color="d8d8d8" w:space="0" w:sz="4" w:val="single"/>
               <w:right w:color="d8d8d8" w:space="0" w:sz="4" w:val="single"/>
             </w:tcBorders>
-            <w:shd w:fill="f7f7f7" w:val="clear"/>
+            <w:shd w:fill="dee8ef" w:val="clear"/>
             <w:tcMar>
               <w:top w:w="180.0" w:type="dxa"/>
               <w:left w:w="180.0" w:type="dxa"/>
@@ -874,7 +874,7 @@
               <w:bottom w:color="d8d8d8" w:space="0" w:sz="4" w:val="single"/>
               <w:right w:color="d8d8d8" w:space="0" w:sz="4" w:val="single"/>
             </w:tcBorders>
-            <w:shd w:fill="f2f2f2" w:val="clear"/>
+            <w:shd w:fill="dae3eb" w:val="clear"/>
             <w:tcMar>
               <w:top w:w="180.0" w:type="dxa"/>
               <w:left w:w="180.0" w:type="dxa"/>
@@ -980,7 +980,7 @@
               <w:bottom w:color="d8d8d8" w:space="0" w:sz="4" w:val="single"/>
               <w:right w:color="d8d8d8" w:space="0" w:sz="4" w:val="single"/>
             </w:tcBorders>
-            <w:shd w:fill="f2f2f2" w:val="clear"/>
+            <w:shd w:fill="dae3eb" w:val="clear"/>
             <w:tcMar>
               <w:top w:w="180.0" w:type="dxa"/>
               <w:left w:w="180.0" w:type="dxa"/>
@@ -1079,7 +1079,7 @@
               <w:bottom w:color="d8d8d8" w:space="0" w:sz="4" w:val="single"/>
               <w:right w:color="d8d8d8" w:space="0" w:sz="4" w:val="single"/>
             </w:tcBorders>
-            <w:shd w:fill="f7f7f7" w:val="clear"/>
+            <w:shd w:fill="dee8ef" w:val="clear"/>
             <w:tcMar>
               <w:top w:w="180.0" w:type="dxa"/>
               <w:left w:w="180.0" w:type="dxa"/>
@@ -1457,7 +1457,7 @@
               <w:bottom w:color="d8d8d8" w:space="0" w:sz="4" w:val="single"/>
               <w:right w:color="d8d8d8" w:space="0" w:sz="4" w:val="single"/>
             </w:tcBorders>
-            <w:shd w:fill="f5f5f5" w:val="clear"/>
+            <w:shd w:fill="dce6ed" w:val="clear"/>
             <w:tcMar>
               <w:top w:w="90.0" w:type="dxa"/>
               <w:left w:w="160.0" w:type="dxa"/>
@@ -1498,7 +1498,7 @@
               <w:bottom w:color="d8d8d8" w:space="0" w:sz="4" w:val="single"/>
               <w:right w:color="d8d8d8" w:space="0" w:sz="4" w:val="single"/>
             </w:tcBorders>
-            <w:shd w:fill="f5f5f5" w:val="clear"/>
+            <w:shd w:fill="dce6ed" w:val="clear"/>
             <w:tcMar>
               <w:top w:w="90.0" w:type="dxa"/>
               <w:left w:w="120.0" w:type="dxa"/>
@@ -1528,7 +1528,7 @@
               <w:bottom w:color="d8d8d8" w:space="0" w:sz="4" w:val="single"/>
               <w:right w:color="d8d8d8" w:space="0" w:sz="4" w:val="single"/>
             </w:tcBorders>
-            <w:shd w:fill="f5f5f5" w:val="clear"/>
+            <w:shd w:fill="dce6ed" w:val="clear"/>
             <w:tcMar>
               <w:top w:w="90.0" w:type="dxa"/>
               <w:left w:w="120.0" w:type="dxa"/>
@@ -1558,7 +1558,7 @@
               <w:bottom w:color="d8d8d8" w:space="0" w:sz="4" w:val="single"/>
               <w:right w:color="d8d8d8" w:space="0" w:sz="4" w:val="single"/>
             </w:tcBorders>
-            <w:shd w:fill="f5f5f5" w:val="clear"/>
+            <w:shd w:fill="dce6ed" w:val="clear"/>
             <w:tcMar>
               <w:top w:w="90.0" w:type="dxa"/>
               <w:left w:w="120.0" w:type="dxa"/>
@@ -1733,7 +1733,7 @@
               <w:bottom w:color="d8d8d8" w:space="0" w:sz="4" w:val="single"/>
               <w:right w:color="d8d8d8" w:space="0" w:sz="4" w:val="single"/>
             </w:tcBorders>
-            <w:shd w:fill="f5f5f5" w:val="clear"/>
+            <w:shd w:fill="dce6ed" w:val="clear"/>
             <w:tcMar>
               <w:top w:w="90.0" w:type="dxa"/>
               <w:left w:w="160.0" w:type="dxa"/>
@@ -1774,7 +1774,7 @@
               <w:bottom w:color="d8d8d8" w:space="0" w:sz="4" w:val="single"/>
               <w:right w:color="d8d8d8" w:space="0" w:sz="4" w:val="single"/>
             </w:tcBorders>
-            <w:shd w:fill="f5f5f5" w:val="clear"/>
+            <w:shd w:fill="dce6ed" w:val="clear"/>
             <w:tcMar>
               <w:top w:w="90.0" w:type="dxa"/>
               <w:left w:w="120.0" w:type="dxa"/>
@@ -1804,7 +1804,7 @@
               <w:bottom w:color="d8d8d8" w:space="0" w:sz="4" w:val="single"/>
               <w:right w:color="d8d8d8" w:space="0" w:sz="4" w:val="single"/>
             </w:tcBorders>
-            <w:shd w:fill="f5f5f5" w:val="clear"/>
+            <w:shd w:fill="dce6ed" w:val="clear"/>
             <w:tcMar>
               <w:top w:w="90.0" w:type="dxa"/>
               <w:left w:w="120.0" w:type="dxa"/>
@@ -1834,7 +1834,7 @@
               <w:bottom w:color="d8d8d8" w:space="0" w:sz="4" w:val="single"/>
               <w:right w:color="d8d8d8" w:space="0" w:sz="4" w:val="single"/>
             </w:tcBorders>
-            <w:shd w:fill="f5f5f5" w:val="clear"/>
+            <w:shd w:fill="dce6ed" w:val="clear"/>
             <w:tcMar>
               <w:top w:w="90.0" w:type="dxa"/>
               <w:left w:w="120.0" w:type="dxa"/>
@@ -2009,7 +2009,7 @@
               <w:bottom w:color="d8d8d8" w:space="0" w:sz="4" w:val="single"/>
               <w:right w:color="d8d8d8" w:space="0" w:sz="4" w:val="single"/>
             </w:tcBorders>
-            <w:shd w:fill="f5f5f5" w:val="clear"/>
+            <w:shd w:fill="dce6ed" w:val="clear"/>
             <w:tcMar>
               <w:top w:w="90.0" w:type="dxa"/>
               <w:left w:w="160.0" w:type="dxa"/>
@@ -2050,7 +2050,7 @@
               <w:bottom w:color="d8d8d8" w:space="0" w:sz="4" w:val="single"/>
               <w:right w:color="d8d8d8" w:space="0" w:sz="4" w:val="single"/>
             </w:tcBorders>
-            <w:shd w:fill="f5f5f5" w:val="clear"/>
+            <w:shd w:fill="dce6ed" w:val="clear"/>
             <w:tcMar>
               <w:top w:w="90.0" w:type="dxa"/>
               <w:left w:w="120.0" w:type="dxa"/>
@@ -2080,7 +2080,7 @@
               <w:bottom w:color="d8d8d8" w:space="0" w:sz="4" w:val="single"/>
               <w:right w:color="d8d8d8" w:space="0" w:sz="4" w:val="single"/>
             </w:tcBorders>
-            <w:shd w:fill="f5f5f5" w:val="clear"/>
+            <w:shd w:fill="dce6ed" w:val="clear"/>
             <w:tcMar>
               <w:top w:w="90.0" w:type="dxa"/>
               <w:left w:w="120.0" w:type="dxa"/>
@@ -2110,7 +2110,7 @@
               <w:bottom w:color="d8d8d8" w:space="0" w:sz="4" w:val="single"/>
               <w:right w:color="d8d8d8" w:space="0" w:sz="4" w:val="single"/>
             </w:tcBorders>
-            <w:shd w:fill="f5f5f5" w:val="clear"/>
+            <w:shd w:fill="dce6ed" w:val="clear"/>
             <w:tcMar>
               <w:top w:w="90.0" w:type="dxa"/>
               <w:left w:w="120.0" w:type="dxa"/>
@@ -2285,7 +2285,7 @@
               <w:bottom w:color="d8d8d8" w:space="0" w:sz="4" w:val="single"/>
               <w:right w:color="d8d8d8" w:space="0" w:sz="4" w:val="single"/>
             </w:tcBorders>
-            <w:shd w:fill="f5f5f5" w:val="clear"/>
+            <w:shd w:fill="dce6ed" w:val="clear"/>
             <w:tcMar>
               <w:top w:w="90.0" w:type="dxa"/>
               <w:left w:w="160.0" w:type="dxa"/>
@@ -2326,7 +2326,7 @@
               <w:bottom w:color="d8d8d8" w:space="0" w:sz="4" w:val="single"/>
               <w:right w:color="d8d8d8" w:space="0" w:sz="4" w:val="single"/>
             </w:tcBorders>
-            <w:shd w:fill="f5f5f5" w:val="clear"/>
+            <w:shd w:fill="dce6ed" w:val="clear"/>
             <w:tcMar>
               <w:top w:w="90.0" w:type="dxa"/>
               <w:left w:w="120.0" w:type="dxa"/>
@@ -2356,7 +2356,7 @@
               <w:bottom w:color="d8d8d8" w:space="0" w:sz="4" w:val="single"/>
               <w:right w:color="d8d8d8" w:space="0" w:sz="4" w:val="single"/>
             </w:tcBorders>
-            <w:shd w:fill="f5f5f5" w:val="clear"/>
+            <w:shd w:fill="dce6ed" w:val="clear"/>
             <w:tcMar>
               <w:top w:w="90.0" w:type="dxa"/>
               <w:left w:w="120.0" w:type="dxa"/>
@@ -2386,7 +2386,7 @@
               <w:bottom w:color="d8d8d8" w:space="0" w:sz="4" w:val="single"/>
               <w:right w:color="d8d8d8" w:space="0" w:sz="4" w:val="single"/>
             </w:tcBorders>
-            <w:shd w:fill="f5f5f5" w:val="clear"/>
+            <w:shd w:fill="dce6ed" w:val="clear"/>
             <w:tcMar>
               <w:top w:w="90.0" w:type="dxa"/>
               <w:left w:w="120.0" w:type="dxa"/>
@@ -2473,7 +2473,7 @@
               <w:bottom w:color="000000" w:space="0" w:sz="0" w:val="nil"/>
               <w:right w:color="000000" w:space="0" w:sz="0" w:val="nil"/>
             </w:tcBorders>
-            <w:shd w:fill="eeeeee" w:val="clear"/>
+            <w:shd w:fill="d6dfe7" w:val="clear"/>
             <w:tcMar>
               <w:top w:w="180.0" w:type="dxa"/>
               <w:left w:w="280.0" w:type="dxa"/>
@@ -2728,7 +2728,7 @@
       <w:rPr/>
       <w:drawing>
         <wp:inline distB="114300" distT="114300" distL="114300" distR="114300">
-          <wp:extent cx="1106897" cy="623888"/>
+          <wp:extent cx="1911049" cy="623888"/>
           <wp:effectExtent b="0" l="0" r="0" t="0"/>
           <wp:docPr id="1" name="image1.png"/>
           <a:graphic>
@@ -2740,7 +2740,7 @@
                 </pic:nvPicPr>
                 <pic:blipFill>
                   <a:blip r:embed="rId1"/>
-                  <a:srcRect b="27972" l="11329" r="12428" t="30420"/>
+                  <a:srcRect b="0" l="0" r="0" t="0"/>
                   <a:stretch>
                     <a:fillRect/>
                   </a:stretch>
@@ -2748,7 +2748,7 @@
                 <pic:spPr>
                   <a:xfrm>
                     <a:off x="0" y="0"/>
-                    <a:ext cx="1106897" cy="623888"/>
+                    <a:ext cx="1911049" cy="623888"/>
                   </a:xfrm>
                   <a:prstGeom prst="rect"/>
                   <a:ln/>
